--- a/arb/docx/13.content.docx
+++ b/arb/docx/13.content.docx
@@ -178,13 +178,6 @@
         <w:rPr>
           <w:lang w:val="ar_AE" w:bidi="ar_AE"/>
         </w:rPr>
-      </w:r>
-      <w:r>
-        <w:rPr>
-          <w:i/>
-          <w:lang w:val="ar_AE" w:bidi="ar_AE"/>
-        </w:rPr>
-        <w:t>١ أخبار الأيام ١:١–٤, ١ أخبار ١:١–٢:٢, ١ أخبار الأيام ١: ٥–٢٣, ١ أخبار الأيام ١: ١٣, ١ أخبار الأيام ١: ٢٤–٢٧, ١ أخبار الأيام ١: ٢٨–٣٣, ١ أخبار الأيام ١: ٣٤–٢: ٢, ١ أخبار الأيام ١: ٥١–٥٤, ١ أخبار الأيام ٢: ٣, ١ أخبار الأيام ٢: ٣–٨, ١ أخبار الأيام ٢: ٣–٤: ٢٣, ١ أخبار الأيام ٢: ٤–٥, ١ أخبار الأيام ٢: ٦–٨, ١ أخبار الأيام ٢: ٧, ١ أخبار الأيام ٢: ٩, ١ أخبار الأيام ٢: ٩–٥٥, ١ أخبار الأيام ٢: ١٠–١٧, ١ أخبار الأيام ٢: ١٤–١٥, ١ أخبار الأيام ٢: ٢٠, ١ أخبار الأيام ٢: ٢١–٢٣, ١ أخبار الأيام ٢: ٢٤, ١ أخبار الأيام ٣: ١–٩, ١ أخبار الأيام ٣: ١–٢٤, ١ أخبار الأيام ٣: ١٠–١٦, ١ أخبار الأيام ٣: ١٥, ١ أخبار الأيام ٣: ١٦, 1 أخبار 3: 17–23, ١ أخبار الأيام ٣: ٢١, ١ أخبار الأيام ٤: ١–٧, ١ أخبار الأيام ٤: ٩–١٠, ١ أخبار الأيام ٤: ٩–٢٠, ١ أخبار الأيام ٤: ١٣–١٥, ١ أخبار الأيام ٤: ١٨, ١ أخبار الأيام ٤: ٢١–٢٣, ١ أخبار الأيام ٤: ٢٤–٤٣, ١ أخبار الأيام ٤: ٢٤–٨: ٤٠, ١ أخبار الأيام ٤: ٣٤–٤٣, ١ أخبار الأيام ٤: ٣٩, ١ أخبار الأيام ٤: ٤١, ١ أخبار الأيام ٥: ١–٢, ١ أخبار الأيام ٥: ١–٢٤, ١ أخبار الأيام ٥: ٣, ١ أخبار الأيام ٥: ٤–٨, ١ أخبار الأيام ٥: ٦, ١ أخبار الأيام ٥: ١٠, ١ أخبار الأيام ٥: ١٨–٢٢, ١ أخبار الأيام ٥: ٢٥–٢٦, ١ أخبار الأيام ٦: ١, ١ أخبار الأيام ٦: ١–٤٨, ١ أخبار الأيام ٦: ١–٨١, ١ أخبار الأيام ٦: ٢–١٥, ١ أخبار الأيام ٦: ١٠, ١ أخبار الأيام ٦: ١٦–٣٠, ١ أخبار الأيام ٦: ٢٧, ١ أخبار الأيام ٦: ٣١–٤٧, ١ أخبار الأيام ٦: ٣٣, 1 أخبار الأيام 6: 39, ١ أخبار الأيام ٦: ٤٩, ١ أخبار الأيام ٦: ٥٠–٥٣, ١ أخبار الأيام ٦: ٥٤–٨١, ١ أخبار الأيام ٧: ١–٤٠, ١ أخبار الأيام ٧: ١٢, ١ أخبار الأيام ٧: ١٣, ١ أخبار الأيام ٧: ١٤–١٩, ١ أخبار الأيام ٧: ٢٠–٢٧, ١ أخبار الأيام ٧: ٢٢, ١ أخبار الأيام ٨: ١–٤٠, ١ أخبار الأيام ٨: ٣, ١ أخبار الأيام ٨: ٦–٢٨, ١ أخبار الأيام ٨: ٧, ١ أخبار الأيام ٨: ٢٩–٣٢, ١ أخبار الأيام ٨: ٣٣–٤٠, ١ أخبار الأيام ٩: ١, ١ أخبار الأيام ٩: ١–٣٤, ١ أخبار الأيام ٩: ٣–٩, ١ أخبار الأيام ٩: ٢١, ١ أخبار الأيام ٩: ٢٨–٣٢, ١ أخبار الأيام ٩: ٣٠, ١ أخبار الأيام ٩: ٣٢, ١ أخبار الأيام ٩: ٣٤, ١ أخبار الأيام ٩: ٣٥–٤٤, ١ أخبار الأيام ١٠: ١–١٤, ١ أخبار الأيام ١٠: ٦–١٢, ١ أخبار الأيام ١١: ١–٣, ١ أخبار الأيام ١١: ٤–٩, ١ أخبار الأيام ١١: ١٠, ١ أخبار الأيام ١١: ١٠–٤٧, ١ أخبار الأيام ١١: ٤١–٤٧, ١ أخبار الأيام ١٢: ١–٢٢, ١ أخبار الأيام ١٢: ٢٣–٤٠, ١ أخبار الأيام ١٣: ١–١٧: ٢٧, ١ أخبار الأيام ١٣: ٩–١١, ١ أخبار الأيام ١٣: ١٢, ١ أخبار الأيام ١٤: ١–٢, ١ أخبار الأيام ١٤: ١–٧, ١ أخبار الأيام ١٤: ٨–١٧, ١ أخبار الأيام ١٤: ١٢, ١ أخبار الأيام ١٥: ١–٣, ١ أخبار الأيام ١٥: ١–٢٩, ١ أخبار الأيام ١٥: ١٣, ١ أخبار الأيام ١٥: ١٦–١٨, ١ أخبار الأيام ١٥: ١٩–٢٢, ١ أخبار الأيام ١٥: ٢٠, ١ أخبار الأيام ١٥: ٢١, ١ أخبار الأيام ١٥: ٢٩, ١ أخبار الأيام ١٦: ١–٤٣, ١ أخبار الأيام ١٦: ٧–٣٦, ١ أخبار الأيام ١٦: ٣٩, ١ أخبار الأيام ١٧: ١–١٥, ١ أخبار الأيام ١٧: ١–٢٧, ١ أخبار الأيام ١٧: ١٠–١٤, ١ أخبار الأيام ١٧: ١٢, ١ أخبار الأيام ١٧: ١٣, ١ أخبار الأيام ١٧: ١٤, ١ أخبار الأيام ١٨: ١, ١ أخبار الأيام ١٨: ١–١٧, ١ أخبار الأيام ١٨: ١–٢٠.٨, ١ أخبار الأيام ١٨: ٢–١٣, ١ أخبار الأيام ١٨: ١٤–١٧, ١ أخبار الأيام ١٩: ١–٧, ١ أخبار الأيام ١٩: ٩–١٣, ١ أخبار الأيام ١٩: ١٣, ١ أخبار الأيام ١٩: ١٦–١٩, ١ أخبار الأيام ٢٠: ١–٣, ١ أخبار الأيام ٢١: ١, ١ أخبار الأيام ٢١: ١–٢٢: ١, 1 أخبار الأيام 21: 7, ١ أخبار الأيام ٢١: ٩, ١ أخبار الأيام ٢١: ١٦–١٧, ١ أخبار الأيام ٢١: ٢٦–٢٢: ١, ١ أخبار الأيام ٢٢: ٢–١٩, ١ أخبار الأيام ٢٢: ٥, ١ أخبار الأيام ٢٢: ٨, ١ أخبار الأيام ٢٢ :٩–١٠, ١ أخبار الأيام ٢٣: ١–٢, ١ أخبار الأيام ٢٣: ٣–٥, ١ أخبار الأيام ٢٣: ٦–٢٣, ١ أخبار الأيام ٢٣: ٢٤–٢٧, ١ أخبار الأيام ٢٣: ٢٨–٣٢, ١ أخبار الأيام ٢٤: ١–٢, ١ أخبار الأيام ٢٤: ١–١٩, ١ أخبار الأيام ٢٤: ٣–٦, ١ أخبار الأيام ٢٤: ٧–١٨, ١ أخبار الأيام ٢٤: ٢٠–٣١, ١ أخبار الأيام ٢٤: ٣١, ١ أخبار الأيام ٢٥: ١, ١ أخبار الأيام ٢٥: ١–٧, ١ أخبار الأيام ٢٥: ٢–٣, ١ أخبار الأيام ٢٥: ٨, ١ أخبار الأيام ٢٦: ١, ١ أخبار الأيام ٢٦: ٥, ١ أخبار الأيام ٢٦: ٢٠–٣٢, ١ أخبار الأيام ٢٦: ٢١–٢٨, ١ أخبار الأيام ٢٦: ٣١, ١ أخبار الأيام ٢٧: ١–١٥, ١ أخبار الأيام ٢٧: ١٦–٢٢, ١ أخبار الأيام ٢٧: ١٨, ١ أخبار الأيام ٢٧: ٢٥–٣١, ١ أخبار الأيام ٢٧: ٣٢–٣٤, ١ أخبار الأيام ٢٨: ١, ١ أخبار الأيام ٢٨ : ١–٢٩: ٢٥, ١ أخبار الأيام ٢٨: ٢, ١ أخبار الأيام ٢٨: ٢–١٠, ١ أخبار الأيام ٢٨: ٤–٦, ١ أخبار الأيام ٢٨: ٩–١٠, ١ أخبار الأيام ٢٨: ١١–٢١, ١ أخبار الأيام ٢٨: ١٤–١٨, ١ أخبار الأيام ٢٨: ١٨, ١ أخبار الأيام ٢٩: ١–٩, ١ أخبار الأيام ٢٩: ٦, ١ أخبار الأيام ٢٩: ٧, ١ أخبار الأيام ٢٩: ١٠–١٩, ١ أخبار الأيام ٢٩: ١٨–١٩, ١ أخبار الأيام ٢٩: ٢١–٢٥, ١ أخبار الأيام ٢٩: ٢٦–٣٠, ١ أخبار الأيام ٢٩:٢٩, ١ أخبار الأيام ٢٩: ٣٠</w:t>
       </w:r>
       <w:r>
         <w:rPr>

--- a/arb/docx/13.content.docx
+++ b/arb/docx/13.content.docx
@@ -163,21 +163,6 @@
           <w:lang w:val="ar_AE" w:bidi="ar_AE"/>
         </w:rPr>
         <w:t>1CH</w:t>
-      </w:r>
-      <w:r>
-        <w:rPr>
-          <w:lang w:val="ar_AE" w:bidi="ar_AE"/>
-        </w:rPr>
-      </w:r>
-    </w:p>
-    <w:p>
-      <w:pPr>
-        <w:bidi/>
-      </w:pPr>
-      <w:r>
-        <w:rPr>
-          <w:lang w:val="ar_AE" w:bidi="ar_AE"/>
-        </w:rPr>
       </w:r>
       <w:r>
         <w:rPr>

--- a/arb/docx/13.content.docx
+++ b/arb/docx/13.content.docx
@@ -22,7 +22,7 @@
         <w:rPr>
           <w:lang w:val="ar_AE" w:bidi="ar_AE"/>
         </w:rPr>
-        <w:t>Resource: ملاحظات الدراسة (تينديل)</w:t>
+        <w:t>Resource: Tyndale Open Study Notes</w:t>
       </w:r>
       <w:r>
         <w:rPr>
@@ -122,7 +122,7 @@
         <w:rPr>
           <w:lang w:val="ar_AE" w:bidi="ar_AE"/>
         </w:rPr>
-        <w:t>ملاحظات الدراسة (تينديل)</w:t>
+        <w:t>Tyndale Open Study Notes</w:t>
       </w:r>
     </w:p>
     <w:p>

--- a/arb/docx/13.content.docx
+++ b/arb/docx/13.content.docx
@@ -22,7 +22,7 @@
         <w:rPr>
           <w:lang w:val="ar_AE" w:bidi="ar_AE"/>
         </w:rPr>
-        <w:t>Resource: Tyndale Open Study Notes</w:t>
+        <w:t>Resource: Aquifer Open Study Notes</w:t>
       </w:r>
       <w:r>
         <w:rPr>
@@ -122,7 +122,7 @@
         <w:rPr>
           <w:lang w:val="ar_AE" w:bidi="ar_AE"/>
         </w:rPr>
-        <w:t>Tyndale Open Study Notes</w:t>
+        <w:t>Aquifer Open Study Notes</w:t>
       </w:r>
     </w:p>
     <w:p>
